--- a/Шпаргалка_Cowork.docx
+++ b/Шпаргалка_Cowork.docx
@@ -235,10 +235,22 @@
         <w:rPr>
           <w:b/>
         </w:rPr>
-        <w:t>Собрать второй мозг под дело:</w:t>
+        <w:t>С чего начать новый проект:</w:t>
       </w:r>
       <w:r>
-        <w:t xml:space="preserve"> первым сообщением в проекте из конструктора — «Я занимаюсь &lt;дело&gt;. Собери мне под это второй мозг и наведи порядок» (Claude сам проведёт короткое интервью).</w:t>
+        <w:t xml:space="preserve"> скачай свежий архив конструктора из </w:t>
+      </w:r>
+      <w:hyperlink r:id="rId9">
+        <w:r>
+          <w:rPr>
+            <w:color w:val="0563C1"/>
+            <w:u w:val="single"/>
+          </w:rPr>
+          <w:t xml:space="preserve">https://github.com/DanilZherebtsov/knowledge-base-constructor,</w:t>
+        </w:r>
+      </w:hyperlink>
+      <w:r>
+        <w:t xml:space="preserve"> распакуй в папке, где будешь вести новый проект, открой Claude Cowork, создай проект в этой папке и напиши в первом чате «привет». Дальше конструктор проведёт тебя по всем этапам и создаст структуру нового проекта. Тебе зададут уточняющие вопросы — на этом этапе дай как можно больше контекста.</w:t>
       </w:r>
     </w:p>
     <w:p>
@@ -443,7 +455,20 @@
         <w:pStyle w:val="Heading2"/>
       </w:pPr>
       <w:r>
-        <w:t>Безопасность — 5 правил</w:t>
+        <w:t>Когда начинать новый чат</w:t>
+      </w:r>
+    </w:p>
+    <w:p>
+      <w:r>
+        <w:t>Не ведите всё в одном чате. У Claude ограниченное «окно внимания» (контекст): чем длиннее чат, тем больше старого он держит в голове — начинает путаться и «тупить».</w:t>
+      </w:r>
+    </w:p>
+    <w:p>
+      <w:r>
+        <w:rPr>
+          <w:b/>
+        </w:rPr>
+        <w:t>Заводите новый чат, когда:</w:t>
       </w:r>
     </w:p>
     <w:p>
@@ -451,13 +476,60 @@
         <w:pStyle w:val="ListBullet"/>
       </w:pPr>
       <w:r>
+        <w:t>сменилась задача или тема — новый чат начинается с чистого стола;</w:t>
+      </w:r>
+    </w:p>
+    <w:p>
+      <w:pPr>
+        <w:pStyle w:val="ListBullet"/>
+      </w:pPr>
+      <w:r>
+        <w:t>чат стал очень длинным и Claude замедлился или путается;</w:t>
+      </w:r>
+    </w:p>
+    <w:p>
+      <w:pPr>
+        <w:pStyle w:val="ListBullet"/>
+      </w:pPr>
+      <w:r>
+        <w:t>нужна отдельная роль (юрист, финансист) — у неё свой чат.</w:t>
+      </w:r>
+    </w:p>
+    <w:p>
+      <w:r>
         <w:rPr>
           <w:b/>
         </w:rPr>
-        <w:t>Бэкап</w:t>
+        <w:t>Почему так лучше:</w:t>
       </w:r>
       <w:r>
-        <w:t xml:space="preserve"> перед первым запуском на важной папке.</w:t>
+        <w:t xml:space="preserve"> общая память проекта (</w:t>
+      </w:r>
+      <w:r>
+        <w:rPr>
+          <w:rFonts w:ascii="Consolas" w:hAnsi="Consolas"/>
+          <w:color w:val="8A2B06"/>
+          <w:sz w:val="20"/>
+        </w:rPr>
+        <w:t>wiki/</w:t>
+      </w:r>
+      <w:r>
+        <w:t xml:space="preserve"> и Instructions проекта) видна во всех чатах, поэтому разделение НЕ теряет контекст — зато каждый чат остаётся коротким и точным. Если чат уже разросся: «сделай краткое резюме в файл», начните новый чат и подайте это резюме на вход.</w:t>
+      </w:r>
+    </w:p>
+    <w:p>
+      <w:pPr>
+        <w:pBdr>
+          <w:bottom w:val="single" w:sz="6" w:space="1" w:color="BBBBBB"/>
+        </w:pBdr>
+      </w:pPr>
+    </w:p>
+    <w:p>
+      <w:pPr>
+        <w:pStyle w:val="Heading2"/>
+      </w:pPr>
+      <w:r>
+        <w:t>Безопасность — 4 правила</w:t>
       </w:r>
     </w:p>
     <w:p>
@@ -620,6 +692,20 @@
     </w:p>
     <w:p>
       <w:pPr>
+        <w:pStyle w:val="ListBullet"/>
+      </w:pPr>
+      <w:r>
+        <w:rPr>
+          <w:b/>
+        </w:rPr>
+        <w:t>Ответ Claude не понятен</w:t>
+      </w:r>
+      <w:r>
+        <w:t xml:space="preserve"> → напиши нормальным языком =)</w:t>
+      </w:r>
+    </w:p>
+    <w:p>
+      <w:pPr>
         <w:pBdr>
           <w:bottom w:val="single" w:sz="6" w:space="1" w:color="BBBBBB"/>
         </w:pBdr>
@@ -708,7 +794,7 @@
         <w:pStyle w:val="ListBullet"/>
       </w:pPr>
       <w:r>
-        <w:t>Claude Desktop установлен, подписка Pro активна, VSCode + Markdown All in One стоят.</w:t>
+        <w:t>Claude Desktop установлен, подписка Pro активна, VSCode стоит.</w:t>
       </w:r>
     </w:p>
     <w:p>

--- a/Шпаргалка_Cowork.docx
+++ b/Шпаргалка_Cowork.docx
@@ -13,6 +13,335 @@
     <w:p>
       <w:r>
         <w:t>Памятка после воркшопа: как ставить задачи, какие команды работают, чего не делать — и план на первую неделю.</w:t>
+      </w:r>
+    </w:p>
+    <w:p>
+      <w:pPr>
+        <w:pBdr>
+          <w:bottom w:val="single" w:sz="6" w:space="1" w:color="BBBBBB"/>
+        </w:pBdr>
+      </w:pPr>
+    </w:p>
+    <w:p>
+      <w:pPr>
+        <w:pStyle w:val="Heading2"/>
+      </w:pPr>
+      <w:r>
+        <w:t>Как поставить проект на рельсы — чеклист</w:t>
+      </w:r>
+    </w:p>
+    <w:p>
+      <w:pPr>
+        <w:ind w:left="360"/>
+      </w:pPr>
+      <w:r>
+        <w:rPr>
+          <w:b/>
+        </w:rPr>
+        <w:t xml:space="preserve">1. </w:t>
+      </w:r>
+      <w:r>
+        <w:rPr>
+          <w:b/>
+        </w:rPr>
+        <w:t>Скачать конструктор.</w:t>
+      </w:r>
+      <w:r>
+        <w:t xml:space="preserve"> Репозиторий &lt;</w:t>
+      </w:r>
+      <w:hyperlink r:id="rId9">
+        <w:r>
+          <w:rPr>
+            <w:color w:val="0563C1"/>
+            <w:u w:val="single"/>
+          </w:rPr>
+          <w:t xml:space="preserve">https://github.com/DanilZherebtsov/knowledge-base-constructor&gt;</w:t>
+        </w:r>
+      </w:hyperlink>
+      <w:r>
+        <w:t xml:space="preserve"> → зелёная кнопка </w:t>
+      </w:r>
+      <w:r>
+        <w:rPr>
+          <w:b/>
+        </w:rPr>
+        <w:t>Code → Download ZIP</w:t>
+      </w:r>
+      <w:r>
+        <w:t xml:space="preserve"> → распаковать.</w:t>
+      </w:r>
+    </w:p>
+    <w:p>
+      <w:pPr>
+        <w:ind w:left="360"/>
+      </w:pPr>
+      <w:r>
+        <w:rPr>
+          <w:b/>
+        </w:rPr>
+        <w:t xml:space="preserve">2. </w:t>
+      </w:r>
+      <w:r>
+        <w:rPr>
+          <w:b/>
+        </w:rPr>
+        <w:t>Положить на диск.</w:t>
+      </w:r>
+      <w:r>
+        <w:t xml:space="preserve"> Папку </w:t>
+      </w:r>
+      <w:r>
+        <w:rPr>
+          <w:rFonts w:ascii="Consolas" w:hAnsi="Consolas"/>
+          <w:color w:val="8A2B06"/>
+          <w:sz w:val="20"/>
+        </w:rPr>
+        <w:t>knowledge-base-constructor-main</w:t>
+      </w:r>
+      <w:r>
+        <w:t xml:space="preserve"> положите туда, где будете вести проект (например, рабочий стол); копию удобно переименовать под своё дело — </w:t>
+      </w:r>
+      <w:r>
+        <w:rPr>
+          <w:rFonts w:ascii="Consolas" w:hAnsi="Consolas"/>
+          <w:color w:val="8A2B06"/>
+          <w:sz w:val="20"/>
+        </w:rPr>
+        <w:t>&lt;дело&gt;-second-brain</w:t>
+      </w:r>
+      <w:r>
+        <w:t>.</w:t>
+      </w:r>
+    </w:p>
+    <w:p>
+      <w:pPr>
+        <w:ind w:left="360"/>
+      </w:pPr>
+      <w:r>
+        <w:rPr>
+          <w:b/>
+        </w:rPr>
+        <w:t xml:space="preserve">3. </w:t>
+      </w:r>
+      <w:r>
+        <w:rPr>
+          <w:b/>
+        </w:rPr>
+        <w:t>Создать проект в Cowork.</w:t>
+      </w:r>
+      <w:r>
+        <w:t xml:space="preserve"> Claude Desktop → вкладка </w:t>
+      </w:r>
+      <w:r>
+        <w:rPr>
+          <w:b/>
+        </w:rPr>
+        <w:t>Cowork</w:t>
+      </w:r>
+      <w:r>
+        <w:t xml:space="preserve"> → </w:t>
+      </w:r>
+      <w:r>
+        <w:rPr>
+          <w:b/>
+        </w:rPr>
+        <w:t>Projects</w:t>
+      </w:r>
+      <w:r>
+        <w:t xml:space="preserve"> → </w:t>
+      </w:r>
+      <w:r>
+        <w:rPr>
+          <w:b/>
+        </w:rPr>
+        <w:t>+</w:t>
+      </w:r>
+      <w:r>
+        <w:t xml:space="preserve"> → </w:t>
+      </w:r>
+      <w:r>
+        <w:rPr>
+          <w:b/>
+        </w:rPr>
+        <w:t>Use an existing folder</w:t>
+      </w:r>
+      <w:r>
+        <w:t xml:space="preserve"> → выбрать эту папку.</w:t>
+      </w:r>
+    </w:p>
+    <w:p>
+      <w:pPr>
+        <w:ind w:left="360"/>
+      </w:pPr>
+      <w:r>
+        <w:rPr>
+          <w:b/>
+        </w:rPr>
+        <w:t xml:space="preserve">4. </w:t>
+      </w:r>
+      <w:r>
+        <w:rPr>
+          <w:b/>
+        </w:rPr>
+        <w:t>Пройти guide конструктора.</w:t>
+      </w:r>
+      <w:r>
+        <w:t xml:space="preserve"> Первым сообщением расскажите, </w:t>
+      </w:r>
+      <w:r>
+        <w:rPr>
+          <w:b/>
+        </w:rPr>
+        <w:t>кто вы и чем занимаетесь</w:t>
+      </w:r>
+      <w:r>
+        <w:t xml:space="preserve"> (можно приложить должностную инструкцию). Ответьте на пару вопросов интервью — конструктор соберёт структуру под вас (</w:t>
+      </w:r>
+      <w:r>
+        <w:rPr>
+          <w:rFonts w:ascii="Consolas" w:hAnsi="Consolas"/>
+          <w:color w:val="8A2B06"/>
+          <w:sz w:val="20"/>
+        </w:rPr>
+        <w:t>CLAUDE.md</w:t>
+      </w:r>
+      <w:r>
+        <w:t xml:space="preserve">, </w:t>
+      </w:r>
+      <w:r>
+        <w:rPr>
+          <w:rFonts w:ascii="Consolas" w:hAnsi="Consolas"/>
+          <w:color w:val="8A2B06"/>
+          <w:sz w:val="20"/>
+        </w:rPr>
+        <w:t>raw/</w:t>
+      </w:r>
+      <w:r>
+        <w:t xml:space="preserve">, </w:t>
+      </w:r>
+      <w:r>
+        <w:rPr>
+          <w:rFonts w:ascii="Consolas" w:hAnsi="Consolas"/>
+          <w:color w:val="8A2B06"/>
+          <w:sz w:val="20"/>
+        </w:rPr>
+        <w:t>wiki/</w:t>
+      </w:r>
+      <w:r>
+        <w:t xml:space="preserve">, </w:t>
+      </w:r>
+      <w:r>
+        <w:rPr>
+          <w:rFonts w:ascii="Consolas" w:hAnsi="Consolas"/>
+          <w:color w:val="8A2B06"/>
+          <w:sz w:val="20"/>
+        </w:rPr>
+        <w:t>output/</w:t>
+      </w:r>
+      <w:r>
+        <w:t xml:space="preserve">, </w:t>
+      </w:r>
+      <w:r>
+        <w:rPr>
+          <w:rFonts w:ascii="Consolas" w:hAnsi="Consolas"/>
+          <w:color w:val="8A2B06"/>
+          <w:sz w:val="20"/>
+        </w:rPr>
+        <w:t>input/</w:t>
+      </w:r>
+      <w:r>
+        <w:t>), «леса» уберёт.</w:t>
+      </w:r>
+    </w:p>
+    <w:p>
+      <w:pPr>
+        <w:ind w:left="360"/>
+      </w:pPr>
+      <w:r>
+        <w:rPr>
+          <w:b/>
+        </w:rPr>
+        <w:t xml:space="preserve">5. </w:t>
+      </w:r>
+      <w:r>
+        <w:rPr>
+          <w:b/>
+        </w:rPr>
+        <w:t>Занести документы (если есть).</w:t>
+      </w:r>
+      <w:r>
+        <w:t xml:space="preserve"> Рабочие файлы кладите в папку </w:t>
+      </w:r>
+      <w:r>
+        <w:rPr>
+          <w:b/>
+        </w:rPr>
+        <w:t>`input/`</w:t>
+      </w:r>
+      <w:r>
+        <w:t xml:space="preserve"> проекта и попросите: «разбери эти документы и наведи порядок» — Cowork разложит сырьё в </w:t>
+      </w:r>
+      <w:r>
+        <w:rPr>
+          <w:rFonts w:ascii="Consolas" w:hAnsi="Consolas"/>
+          <w:color w:val="8A2B06"/>
+          <w:sz w:val="20"/>
+        </w:rPr>
+        <w:t>raw/</w:t>
+      </w:r>
+      <w:r>
+        <w:t xml:space="preserve"> и синтезирует знания в </w:t>
+      </w:r>
+      <w:r>
+        <w:rPr>
+          <w:rFonts w:ascii="Consolas" w:hAnsi="Consolas"/>
+          <w:color w:val="8A2B06"/>
+          <w:sz w:val="20"/>
+        </w:rPr>
+        <w:t>wiki/</w:t>
+      </w:r>
+      <w:r>
+        <w:t>.</w:t>
+      </w:r>
+    </w:p>
+    <w:p>
+      <w:pPr>
+        <w:ind w:left="360"/>
+      </w:pPr>
+      <w:r>
+        <w:rPr>
+          <w:b/>
+        </w:rPr>
+        <w:t xml:space="preserve">6. </w:t>
+      </w:r>
+      <w:r>
+        <w:rPr>
+          <w:b/>
+        </w:rPr>
+        <w:t>Дальше — работа в чатах</w:t>
+      </w:r>
+      <w:r>
+        <w:t xml:space="preserve"> (как на воркшопе): </w:t>
+      </w:r>
+      <w:r>
+        <w:rPr>
+          <w:b/>
+        </w:rPr>
+        <w:t>1 чат = 1 задача</w:t>
+      </w:r>
+      <w:r>
+        <w:t xml:space="preserve">; после задачи — «запомни это» / «зафиксируй в </w:t>
+      </w:r>
+      <w:r>
+        <w:rPr>
+          <w:rFonts w:ascii="Consolas" w:hAnsi="Consolas"/>
+          <w:color w:val="8A2B06"/>
+          <w:sz w:val="20"/>
+        </w:rPr>
+        <w:t>wiki/</w:t>
+      </w:r>
+      <w:r>
+        <w:t>»; отдельные роли (юрист, финансист…) — по мере накопления работы; раз в неделю — «сделай профилактику».</w:t>
       </w:r>
     </w:p>
     <w:p>
@@ -238,9 +567,9 @@
         <w:t>С чего начать новый проект:</w:t>
       </w:r>
       <w:r>
-        <w:t xml:space="preserve"> скачай свежий архив конструктора из </w:t>
+        <w:t xml:space="preserve"> см. чеклист «Как поставить проект на рельсы» ниже. Коротко: скачай конструктор из </w:t>
       </w:r>
-      <w:hyperlink r:id="rId9">
+      <w:hyperlink r:id="rId10">
         <w:r>
           <w:rPr>
             <w:color w:val="0563C1"/>
@@ -250,7 +579,18 @@
         </w:r>
       </w:hyperlink>
       <w:r>
-        <w:t xml:space="preserve"> распакуй в папке, где будешь вести новый проект, открой Claude Cowork, создай проект в этой папке и напиши в первом чате «привет». Дальше конструктор проведёт тебя по всем этапам и создаст структуру нового проекта. Тебе зададут уточняющие вопросы — на этом этапе дай как можно больше контекста.</w:t>
+        <w:t xml:space="preserve"> положи папку на диск, создай в ней проект в Claude Cowork и первым сообщением расскажи, кто ты и чем занимаешься. Конструктор проведёт по этапам и соберёт структуру; документы (если есть) клади в папку </w:t>
+      </w:r>
+      <w:r>
+        <w:rPr>
+          <w:rFonts w:ascii="Consolas" w:hAnsi="Consolas"/>
+          <w:color w:val="8A2B06"/>
+          <w:sz w:val="20"/>
+        </w:rPr>
+        <w:t>input/</w:t>
+      </w:r>
+      <w:r>
+        <w:t>.</w:t>
       </w:r>
     </w:p>
     <w:p>
@@ -373,7 +713,7 @@
         <w:pStyle w:val="Heading2"/>
       </w:pPr>
       <w:r>
-        <w:t>Память и проекты (три уровня)</w:t>
+        <w:t>Память: 5 уровней (+ STATE)</w:t>
       </w:r>
     </w:p>
     <w:p>
@@ -384,10 +724,10 @@
         <w:rPr>
           <w:b/>
         </w:rPr>
-        <w:t>Внутри чата</w:t>
+        <w:t>Global instructions</w:t>
       </w:r>
       <w:r>
-        <w:t xml:space="preserve"> — помнит до конца разговора. Закрыли — забыл.</w:t>
+        <w:t xml:space="preserve"> — личные предпочтения на все проекты (Settings → Cowork). Один раз настроил — работает везде.</w:t>
       </w:r>
     </w:p>
     <w:p>
@@ -398,10 +738,38 @@
         <w:rPr>
           <w:b/>
         </w:rPr>
-        <w:t>Instructions проекта</w:t>
+        <w:t>Инструкции проекта (`CLAUDE.md`)</w:t>
       </w:r>
       <w:r>
-        <w:t xml:space="preserve"> — стабильные правила, грузятся в начало каждого чата. Сюда — что нельзя забыть никогда. Коротко.</w:t>
+        <w:t xml:space="preserve"> — правила этого проекта, грузятся в начало каждого чата. Собрал конструктор.</w:t>
+      </w:r>
+    </w:p>
+    <w:p>
+      <w:pPr>
+        <w:pStyle w:val="ListBullet"/>
+      </w:pPr>
+      <w:r>
+        <w:rPr>
+          <w:b/>
+        </w:rPr>
+        <w:t>Контекст чата</w:t>
+      </w:r>
+      <w:r>
+        <w:t xml:space="preserve"> — помнит до конца разговора; закрыли — забыл.</w:t>
+      </w:r>
+    </w:p>
+    <w:p>
+      <w:pPr>
+        <w:pStyle w:val="ListBullet"/>
+      </w:pPr>
+      <w:r>
+        <w:rPr>
+          <w:b/>
+        </w:rPr>
+        <w:t>Claude memory</w:t>
+      </w:r>
+      <w:r>
+        <w:t xml:space="preserve"> — контекст проекта между чатами; помогает, но со временем переписывается.</w:t>
       </w:r>
     </w:p>
     <w:p>
@@ -415,7 +783,21 @@
         <w:t>Папка `wiki/`</w:t>
       </w:r>
       <w:r>
-        <w:t xml:space="preserve"> — накопленные знания (решения, факты, контрагенты) с датами и источниками. Читается по необходимости, растёт.</w:t>
+        <w:t xml:space="preserve"> — синтезированные знания навсегда (решения, факты, контрагенты) с датами и источниками; доступны в любом чате.</w:t>
+      </w:r>
+    </w:p>
+    <w:p>
+      <w:pPr>
+        <w:pStyle w:val="ListBullet"/>
+      </w:pPr>
+      <w:r>
+        <w:rPr>
+          <w:b/>
+        </w:rPr>
+        <w:t>`STATE.md`</w:t>
+      </w:r>
+      <w:r>
+        <w:t xml:space="preserve"> — операционка: что в работе, что дальше, что ждёт решения (не память о мире).</w:t>
       </w:r>
     </w:p>
     <w:p>
@@ -716,7 +1098,12 @@
         <w:pStyle w:val="Heading2"/>
       </w:pPr>
       <w:r>
-        <w:t>Горячие клавиши VSCode</w:t>
+        <w:t>Как смотреть файлы проекта</w:t>
+      </w:r>
+    </w:p>
+    <w:p>
+      <w:r>
+        <w:t>Редактор кода не нужен — хватает штатных средств ОС:</w:t>
       </w:r>
     </w:p>
     <w:p>
@@ -727,10 +1114,61 @@
         <w:rPr>
           <w:b/>
         </w:rPr>
-        <w:t>Cmd/Ctrl + Shift + V</w:t>
+        <w:t>Папка проекта</w:t>
       </w:r>
       <w:r>
-        <w:t xml:space="preserve"> — превью markdown-файла.</w:t>
+        <w:t xml:space="preserve"> — открывайте в </w:t>
+      </w:r>
+      <w:r>
+        <w:rPr>
+          <w:b/>
+        </w:rPr>
+        <w:t>Finder</w:t>
+      </w:r>
+      <w:r>
+        <w:t xml:space="preserve"> (Mac) / </w:t>
+      </w:r>
+      <w:r>
+        <w:rPr>
+          <w:b/>
+        </w:rPr>
+        <w:t>Проводнике</w:t>
+      </w:r>
+      <w:r>
+        <w:t xml:space="preserve"> (Windows), держите рядом с Claude и смотрите, как растут </w:t>
+      </w:r>
+      <w:r>
+        <w:rPr>
+          <w:rFonts w:ascii="Consolas" w:hAnsi="Consolas"/>
+          <w:color w:val="8A2B06"/>
+          <w:sz w:val="20"/>
+        </w:rPr>
+        <w:t>raw/</w:t>
+      </w:r>
+      <w:r>
+        <w:t xml:space="preserve">, </w:t>
+      </w:r>
+      <w:r>
+        <w:rPr>
+          <w:rFonts w:ascii="Consolas" w:hAnsi="Consolas"/>
+          <w:color w:val="8A2B06"/>
+          <w:sz w:val="20"/>
+        </w:rPr>
+        <w:t>wiki/</w:t>
+      </w:r>
+      <w:r>
+        <w:t xml:space="preserve">, </w:t>
+      </w:r>
+      <w:r>
+        <w:rPr>
+          <w:rFonts w:ascii="Consolas" w:hAnsi="Consolas"/>
+          <w:color w:val="8A2B06"/>
+          <w:sz w:val="20"/>
+        </w:rPr>
+        <w:t>output/</w:t>
+      </w:r>
+      <w:r>
+        <w:t>.</w:t>
       </w:r>
     </w:p>
     <w:p>
@@ -741,10 +1179,19 @@
         <w:rPr>
           <w:b/>
         </w:rPr>
-        <w:t>Cmd/Ctrl + P</w:t>
+        <w:t>Просмотр `.md`</w:t>
       </w:r>
       <w:r>
-        <w:t xml:space="preserve"> — быстрый поиск файла по имени.</w:t>
+        <w:t xml:space="preserve"> — на Mac выделите файл и нажмите </w:t>
+      </w:r>
+      <w:r>
+        <w:rPr>
+          <w:b/>
+        </w:rPr>
+        <w:t>пробел</w:t>
+      </w:r>
+      <w:r>
+        <w:t xml:space="preserve"> (Quick Look); на Windows включите область предпросмотра (View → Preview pane).</w:t>
       </w:r>
     </w:p>
     <w:p>
@@ -755,10 +1202,32 @@
         <w:rPr>
           <w:b/>
         </w:rPr>
-        <w:t>Cmd/Ctrl + B</w:t>
+        <w:t>Результаты</w:t>
       </w:r>
       <w:r>
-        <w:t xml:space="preserve"> — скрыть/показать боковую панель.</w:t>
+        <w:t xml:space="preserve"> — </w:t>
+      </w:r>
+      <w:r>
+        <w:rPr>
+          <w:rFonts w:ascii="Consolas" w:hAnsi="Consolas"/>
+          <w:color w:val="8A2B06"/>
+          <w:sz w:val="20"/>
+        </w:rPr>
+        <w:t>.docx/.xlsx/.pptx</w:t>
+      </w:r>
+      <w:r>
+        <w:t xml:space="preserve"> открываются в Word/Excel/PowerPoint; </w:t>
+      </w:r>
+      <w:r>
+        <w:rPr>
+          <w:rFonts w:ascii="Consolas" w:hAnsi="Consolas"/>
+          <w:color w:val="8A2B06"/>
+          <w:sz w:val="20"/>
+        </w:rPr>
+        <w:t>.html</w:t>
+      </w:r>
+      <w:r>
+        <w:t xml:space="preserve"> — двойным кликом в браузере.</w:t>
       </w:r>
     </w:p>
     <w:p>
@@ -794,7 +1263,7 @@
         <w:pStyle w:val="ListBullet"/>
       </w:pPr>
       <w:r>
-        <w:t>Claude Desktop установлен, подписка Pro активна, VSCode стоит.</w:t>
+        <w:t>Claude Desktop установлен, подписка Pro активна, включается VPN.</w:t>
       </w:r>
     </w:p>
     <w:p>
@@ -818,7 +1287,7 @@
         <w:pStyle w:val="ListBullet"/>
       </w:pPr>
       <w:r>
-        <w:t xml:space="preserve">Возьмите конструктор (репо </w:t>
+        <w:t xml:space="preserve">Поставьте проект на рельсы по чеклисту выше (скачать конструктор → положить на диск → создать проект в Cowork → пройти guide → занести документы в </w:t>
       </w:r>
       <w:r>
         <w:rPr>
@@ -826,10 +1295,10 @@
           <w:color w:val="8A2B06"/>
           <w:sz w:val="20"/>
         </w:rPr>
-        <w:t>knowledge-base-constructor</w:t>
+        <w:t>input/</w:t>
       </w:r>
       <w:r>
-        <w:t>), переименуйте папку под свой проект, занесите свои рабочие файлы и первым сообщением расскажите Claude про своё дело — он соберёт второй мозг под вас.</w:t>
+        <w:t>).</w:t>
       </w:r>
     </w:p>
     <w:p>
